--- a/pr-preview/pr-685/vignettes/methodology.docx
+++ b/pr-preview/pr-685/vignettes/methodology.docx
@@ -23,7 +23,7 @@
         <w:pStyle w:val="Date"/>
       </w:pPr>
       <w:r>
-        <w:t xml:space="preserve">2026-09-08</w:t>
+        <w:t xml:space="preserve">2026-09-09</w:t>
       </w:r>
     </w:p>
     <w:bookmarkStart w:id="28" w:name="infectious-disease-epidemiology"/>

--- a/pr-preview/pr-685/vignettes/methodology.docx
+++ b/pr-preview/pr-685/vignettes/methodology.docx
@@ -3439,7 +3439,18 @@
         <w:pStyle w:val="BodyText"/>
       </w:pPr>
       <w:r>
-        <w:t xml:space="preserve">One caveat about how the C likelihood realizes this.</w:t>
+        <w:t xml:space="preserve">One caveat about how the C likelihood realizes this distribution of</w:t>
+      </w:r>
+      <w:r>
+        <w:t xml:space="preserve"> </w:t>
+      </w:r>
+      <m:oMath>
+        <m:r>
+          <m:t>T</m:t>
+        </m:r>
+      </m:oMath>
+      <w:r>
+        <w:t xml:space="preserve">.</w:t>
       </w:r>
       <w:r>
         <w:t xml:space="preserve"> </w:t>

--- a/pr-preview/pr-685/vignettes/methodology.docx
+++ b/pr-preview/pr-685/vignettes/methodology.docx
@@ -3432,718 +3432,6 @@
       </w:r>
       <w:r>
         <w:t xml:space="preserve">is the patient’s age at the time of the survey.</w:t>
-      </w:r>
-    </w:p>
-    <w:p>
-      <w:pPr>
-        <w:pStyle w:val="BodyText"/>
-      </w:pPr>
-      <w:r>
-        <w:t xml:space="preserve">One caveat about how the C likelihood realizes this distribution of</w:t>
-      </w:r>
-      <w:r>
-        <w:t xml:space="preserve"> </w:t>
-      </w:r>
-      <m:oMath>
-        <m:r>
-          <m:t>T</m:t>
-        </m:r>
-      </m:oMath>
-      <w:r>
-        <w:t xml:space="preserve">.</w:t>
-      </w:r>
-      <w:r>
-        <w:t xml:space="preserve"> </w:t>
-      </w:r>
-      <w:hyperlink w:anchor="prp-time-since-infection">
-        <w:r>
-          <w:rPr>
-            <w:rStyle w:val="Hyperlink"/>
-          </w:rPr>
-          <w:t xml:space="preserve">Proposition 1</w:t>
-        </w:r>
-      </w:hyperlink>
-      <w:r>
-        <w:t xml:space="preserve"> </w:t>
-      </w:r>
-      <w:r>
-        <w:t xml:space="preserve">is the backward recurrence time of the constant-rate</w:t>
-      </w:r>
-      <w:r>
-        <w:t xml:space="preserve"> </w:t>
-      </w:r>
-      <w:r>
-        <w:t xml:space="preserve">process itself.</w:t>
-      </w:r>
-      <w:r>
-        <w:t xml:space="preserve"> </w:t>
-      </w:r>
-      <w:r>
-        <w:rPr>
-          <w:rStyle w:val="VerbatimChar"/>
-        </w:rPr>
-        <w:t xml:space="preserve">src/serocalc.c</w:t>
-      </w:r>
-      <w:r>
-        <w:t xml:space="preserve"> </w:t>
-      </w:r>
-      <w:r>
-        <w:t xml:space="preserve">instead evaluates the age-corrected density of</w:t>
-      </w:r>
-      <w:r>
-        <w:t xml:space="preserve"> </w:t>
-      </w:r>
-      <w:r>
-        <w:t xml:space="preserve">Teunis and Eijkeren (2020)</w:t>
-      </w:r>
-      <w:r>
-        <w:t xml:space="preserve"> </w:t>
-      </w:r>
-      <w:r>
-        <w:t xml:space="preserve">(their Equation 4),</w:t>
-      </w:r>
-      <w:r>
-        <w:t xml:space="preserve"> </w:t>
-      </w:r>
-      <w:r>
-        <w:t xml:space="preserve">which spreads an extra</w:t>
-      </w:r>
-      <w:r>
-        <w:t xml:space="preserve"> </w:t>
-      </w:r>
-      <m:oMath>
-        <m:r>
-          <m:rPr>
-            <m:sty m:val="p"/>
-          </m:rPr>
-          <m:t>exp</m:t>
-        </m:r>
-        <m:r>
-          <m:t>​</m:t>
-        </m:r>
-        <m:d>
-          <m:dPr>
-            <m:begChr m:val="{"/>
-            <m:sepChr m:val=""/>
-            <m:endChr m:val="}"/>
-            <m:grow/>
-          </m:dPr>
-          <m:e>
-            <m:r>
-              <m:rPr>
-                <m:sty m:val="p"/>
-              </m:rPr>
-              <m:t>−</m:t>
-            </m:r>
-            <m:r>
-              <m:t>λ</m:t>
-            </m:r>
-            <m:r>
-              <m:t>a</m:t>
-            </m:r>
-          </m:e>
-        </m:d>
-        <m:r>
-          <m:t>​</m:t>
-        </m:r>
-        <m:r>
-          <m:rPr>
-            <m:sty m:val="p"/>
-          </m:rPr>
-          <m:t>/</m:t>
-        </m:r>
-        <m:r>
-          <m:t>a</m:t>
-        </m:r>
-      </m:oMath>
-      <w:r>
-        <w:t xml:space="preserve"> </w:t>
-      </w:r>
-      <w:r>
-        <w:t xml:space="preserve">uniformly across</w:t>
-      </w:r>
-      <w:r>
-        <w:t xml:space="preserve"> </w:t>
-      </w:r>
-      <m:oMath>
-        <m:r>
-          <m:rPr>
-            <m:sty m:val="p"/>
-          </m:rPr>
-          <m:t>[</m:t>
-        </m:r>
-        <m:r>
-          <m:t>0</m:t>
-        </m:r>
-        <m:r>
-          <m:rPr>
-            <m:sty m:val="p"/>
-          </m:rPr>
-          <m:t>,</m:t>
-        </m:r>
-        <m:r>
-          <m:t>a</m:t>
-        </m:r>
-        <m:r>
-          <m:rPr>
-            <m:sty m:val="p"/>
-          </m:rPr>
-          <m:t>]</m:t>
-        </m:r>
-      </m:oMath>
-      <w:r>
-        <w:t xml:space="preserve"> </w:t>
-      </w:r>
-      <w:r>
-        <w:t xml:space="preserve">and</w:t>
-      </w:r>
-      <w:r>
-        <w:t xml:space="preserve"> </w:t>
-      </w:r>
-      <w:r>
-        <w:t xml:space="preserve">scales the whole density by</w:t>
-      </w:r>
-      <w:r>
-        <w:t xml:space="preserve"> </w:t>
-      </w:r>
-      <m:oMath>
-        <m:r>
-          <m:t>1</m:t>
-        </m:r>
-        <m:r>
-          <m:rPr>
-            <m:sty m:val="p"/>
-          </m:rPr>
-          <m:t>−</m:t>
-        </m:r>
-        <m:r>
-          <m:rPr>
-            <m:sty m:val="p"/>
-          </m:rPr>
-          <m:t>exp</m:t>
-        </m:r>
-        <m:r>
-          <m:t>​</m:t>
-        </m:r>
-        <m:d>
-          <m:dPr>
-            <m:begChr m:val="{"/>
-            <m:sepChr m:val=""/>
-            <m:endChr m:val="}"/>
-            <m:grow/>
-          </m:dPr>
-          <m:e>
-            <m:r>
-              <m:rPr>
-                <m:sty m:val="p"/>
-              </m:rPr>
-              <m:t>−</m:t>
-            </m:r>
-            <m:r>
-              <m:t>λ</m:t>
-            </m:r>
-            <m:r>
-              <m:t>a</m:t>
-            </m:r>
-          </m:e>
-        </m:d>
-        <m:r>
-          <m:t>​</m:t>
-        </m:r>
-      </m:oMath>
-      <w:r>
-        <w:t xml:space="preserve">,</w:t>
-      </w:r>
-      <w:r>
-        <w:t xml:space="preserve"> </w:t>
-      </w:r>
-      <w:r>
-        <w:t xml:space="preserve">leaving exactly</w:t>
-      </w:r>
-      <w:r>
-        <w:t xml:space="preserve"> </w:t>
-      </w:r>
-      <m:oMath>
-        <m:r>
-          <m:rPr>
-            <m:sty m:val="p"/>
-          </m:rPr>
-          <m:t>exp</m:t>
-        </m:r>
-        <m:r>
-          <m:t>​</m:t>
-        </m:r>
-        <m:d>
-          <m:dPr>
-            <m:begChr m:val="{"/>
-            <m:sepChr m:val=""/>
-            <m:endChr m:val="}"/>
-            <m:grow/>
-          </m:dPr>
-          <m:e>
-            <m:r>
-              <m:rPr>
-                <m:sty m:val="p"/>
-              </m:rPr>
-              <m:t>−</m:t>
-            </m:r>
-            <m:r>
-              <m:t>λ</m:t>
-            </m:r>
-            <m:r>
-              <m:t>a</m:t>
-            </m:r>
-          </m:e>
-        </m:d>
-        <m:r>
-          <m:t>​</m:t>
-        </m:r>
-      </m:oMath>
-      <w:r>
-        <w:t xml:space="preserve"> </w:t>
-      </w:r>
-      <w:r>
-        <w:t xml:space="preserve">for the never-infected:</w:t>
-      </w:r>
-    </w:p>
-    <w:p>
-      <w:pPr>
-        <w:pStyle w:val="BodyText"/>
-      </w:pPr>
-      <m:oMathPara>
-        <m:oMathParaPr>
-          <m:jc m:val="center"/>
-        </m:oMathParaPr>
-        <m:oMath>
-          <m:r>
-            <m:rPr>
-              <m:sty m:val="p"/>
-            </m:rPr>
-            <m:t>p</m:t>
-          </m:r>
-          <m:r>
-            <m:rPr>
-              <m:sty m:val="p"/>
-            </m:rPr>
-            <m:t>(</m:t>
-          </m:r>
-          <m:r>
-            <m:t>T</m:t>
-          </m:r>
-          <m:r>
-            <m:rPr>
-              <m:sty m:val="p"/>
-            </m:rPr>
-            <m:t>=</m:t>
-          </m:r>
-          <m:r>
-            <m:t>t</m:t>
-          </m:r>
-          <m:r>
-            <m:rPr>
-              <m:sty m:val="p"/>
-            </m:rPr>
-            <m:t>∣</m:t>
-          </m:r>
-          <m:r>
-            <m:t>A</m:t>
-          </m:r>
-          <m:r>
-            <m:rPr>
-              <m:sty m:val="p"/>
-            </m:rPr>
-            <m:t>=</m:t>
-          </m:r>
-          <m:r>
-            <m:t>a</m:t>
-          </m:r>
-          <m:r>
-            <m:rPr>
-              <m:sty m:val="p"/>
-            </m:rPr>
-            <m:t>)</m:t>
-          </m:r>
-          <m:r>
-            <m:rPr>
-              <m:sty m:val="p"/>
-            </m:rPr>
-            <m:t>=</m:t>
-          </m:r>
-          <m:sSub>
-            <m:e>
-              <m:r>
-                <m:t>1</m:t>
-              </m:r>
-            </m:e>
-            <m:sub>
-              <m:r>
-                <m:t>t</m:t>
-              </m:r>
-              <m:r>
-                <m:rPr>
-                  <m:sty m:val="p"/>
-                </m:rPr>
-                <m:t>∈</m:t>
-              </m:r>
-              <m:r>
-                <m:rPr>
-                  <m:sty m:val="p"/>
-                </m:rPr>
-                <m:t>[</m:t>
-              </m:r>
-              <m:r>
-                <m:t>0</m:t>
-              </m:r>
-              <m:r>
-                <m:rPr>
-                  <m:sty m:val="p"/>
-                </m:rPr>
-                <m:t>,</m:t>
-              </m:r>
-              <m:r>
-                <m:t>a</m:t>
-              </m:r>
-              <m:r>
-                <m:rPr>
-                  <m:sty m:val="p"/>
-                </m:rPr>
-                <m:t>]</m:t>
-              </m:r>
-            </m:sub>
-          </m:sSub>
-          <m:d>
-            <m:dPr>
-              <m:begChr m:val="("/>
-              <m:sepChr m:val=""/>
-              <m:endChr m:val=")"/>
-              <m:grow/>
-            </m:dPr>
-            <m:e>
-              <m:r>
-                <m:t>1</m:t>
-              </m:r>
-              <m:r>
-                <m:rPr>
-                  <m:sty m:val="p"/>
-                </m:rPr>
-                <m:t>−</m:t>
-              </m:r>
-              <m:r>
-                <m:rPr>
-                  <m:sty m:val="p"/>
-                </m:rPr>
-                <m:t>exp</m:t>
-              </m:r>
-              <m:r>
-                <m:t>​</m:t>
-              </m:r>
-              <m:d>
-                <m:dPr>
-                  <m:begChr m:val="{"/>
-                  <m:sepChr m:val=""/>
-                  <m:endChr m:val="}"/>
-                  <m:grow/>
-                </m:dPr>
-                <m:e>
-                  <m:r>
-                    <m:rPr>
-                      <m:sty m:val="p"/>
-                    </m:rPr>
-                    <m:t>−</m:t>
-                  </m:r>
-                  <m:r>
-                    <m:t>λ</m:t>
-                  </m:r>
-                  <m:r>
-                    <m:t>a</m:t>
-                  </m:r>
-                </m:e>
-              </m:d>
-              <m:r>
-                <m:t>​</m:t>
-              </m:r>
-            </m:e>
-          </m:d>
-          <m:d>
-            <m:dPr>
-              <m:begChr m:val="("/>
-              <m:sepChr m:val=""/>
-              <m:endChr m:val=")"/>
-              <m:grow/>
-            </m:dPr>
-            <m:e>
-              <m:r>
-                <m:t>λ</m:t>
-              </m:r>
-              <m:r>
-                <m:rPr>
-                  <m:sty m:val="p"/>
-                </m:rPr>
-                <m:t>exp</m:t>
-              </m:r>
-              <m:r>
-                <m:t>​</m:t>
-              </m:r>
-              <m:d>
-                <m:dPr>
-                  <m:begChr m:val="{"/>
-                  <m:sepChr m:val=""/>
-                  <m:endChr m:val="}"/>
-                  <m:grow/>
-                </m:dPr>
-                <m:e>
-                  <m:r>
-                    <m:rPr>
-                      <m:sty m:val="p"/>
-                    </m:rPr>
-                    <m:t>−</m:t>
-                  </m:r>
-                  <m:r>
-                    <m:t>λ</m:t>
-                  </m:r>
-                  <m:r>
-                    <m:t>t</m:t>
-                  </m:r>
-                </m:e>
-              </m:d>
-              <m:r>
-                <m:t>​</m:t>
-              </m:r>
-              <m:r>
-                <m:rPr>
-                  <m:sty m:val="p"/>
-                </m:rPr>
-                <m:t>+</m:t>
-              </m:r>
-              <m:f>
-                <m:fPr>
-                  <m:type m:val="bar"/>
-                </m:fPr>
-                <m:num>
-                  <m:r>
-                    <m:rPr>
-                      <m:sty m:val="p"/>
-                    </m:rPr>
-                    <m:t>exp</m:t>
-                  </m:r>
-                  <m:r>
-                    <m:t>​</m:t>
-                  </m:r>
-                  <m:d>
-                    <m:dPr>
-                      <m:begChr m:val="{"/>
-                      <m:sepChr m:val=""/>
-                      <m:endChr m:val="}"/>
-                      <m:grow/>
-                    </m:dPr>
-                    <m:e>
-                      <m:r>
-                        <m:rPr>
-                          <m:sty m:val="p"/>
-                        </m:rPr>
-                        <m:t>−</m:t>
-                      </m:r>
-                      <m:r>
-                        <m:t>λ</m:t>
-                      </m:r>
-                      <m:r>
-                        <m:t>a</m:t>
-                      </m:r>
-                    </m:e>
-                  </m:d>
-                  <m:r>
-                    <m:t>​</m:t>
-                  </m:r>
-                </m:num>
-                <m:den>
-                  <m:r>
-                    <m:t>a</m:t>
-                  </m:r>
-                </m:den>
-              </m:f>
-            </m:e>
-          </m:d>
-          <m:r>
-            <m:rPr>
-              <m:sty m:val="p"/>
-            </m:rPr>
-            <m:t>+</m:t>
-          </m:r>
-          <m:sSub>
-            <m:e>
-              <m:r>
-                <m:t>1</m:t>
-              </m:r>
-            </m:e>
-            <m:sub>
-              <m:r>
-                <m:t>t</m:t>
-              </m:r>
-              <m:r>
-                <m:rPr>
-                  <m:sty m:val="p"/>
-                </m:rPr>
-                <m:t>=</m:t>
-              </m:r>
-              <m:r>
-                <m:rPr>
-                  <m:nor/>
-                  <m:sty m:val="p"/>
-                </m:rPr>
-                <m:t>NA</m:t>
-              </m:r>
-            </m:sub>
-          </m:sSub>
-          <m:r>
-            <m:t> </m:t>
-          </m:r>
-          <m:r>
-            <m:rPr>
-              <m:sty m:val="p"/>
-            </m:rPr>
-            <m:t>exp</m:t>
-          </m:r>
-          <m:r>
-            <m:t>​</m:t>
-          </m:r>
-          <m:d>
-            <m:dPr>
-              <m:begChr m:val="{"/>
-              <m:sepChr m:val=""/>
-              <m:endChr m:val="}"/>
-              <m:grow/>
-            </m:dPr>
-            <m:e>
-              <m:r>
-                <m:rPr>
-                  <m:sty m:val="p"/>
-                </m:rPr>
-                <m:t>−</m:t>
-              </m:r>
-              <m:r>
-                <m:t>λ</m:t>
-              </m:r>
-              <m:r>
-                <m:t>a</m:t>
-              </m:r>
-            </m:e>
-          </m:d>
-          <m:r>
-            <m:t>​</m:t>
-          </m:r>
-        </m:oMath>
-      </m:oMathPara>
-    </w:p>
-    <w:p>
-      <w:pPr>
-        <w:pStyle w:val="FirstParagraph"/>
-      </w:pPr>
-      <w:r>
-        <w:t xml:space="preserve">Both forms put mass</w:t>
-      </w:r>
-      <w:r>
-        <w:t xml:space="preserve"> </w:t>
-      </w:r>
-      <m:oMath>
-        <m:r>
-          <m:rPr>
-            <m:sty m:val="p"/>
-          </m:rPr>
-          <m:t>exp</m:t>
-        </m:r>
-        <m:r>
-          <m:t>​</m:t>
-        </m:r>
-        <m:d>
-          <m:dPr>
-            <m:begChr m:val="{"/>
-            <m:sepChr m:val=""/>
-            <m:endChr m:val="}"/>
-            <m:grow/>
-          </m:dPr>
-          <m:e>
-            <m:r>
-              <m:rPr>
-                <m:sty m:val="p"/>
-              </m:rPr>
-              <m:t>−</m:t>
-            </m:r>
-            <m:r>
-              <m:t>λ</m:t>
-            </m:r>
-            <m:r>
-              <m:t>a</m:t>
-            </m:r>
-          </m:e>
-        </m:d>
-        <m:r>
-          <m:t>​</m:t>
-        </m:r>
-      </m:oMath>
-      <w:r>
-        <w:t xml:space="preserve"> </w:t>
-      </w:r>
-      <w:r>
-        <w:t xml:space="preserve">on</w:t>
-      </w:r>
-      <w:r>
-        <w:t xml:space="preserve"> </w:t>
-      </w:r>
-      <w:r>
-        <w:t xml:space="preserve">“never infected”</w:t>
-      </w:r>
-      <w:r>
-        <w:t xml:space="preserve">,</w:t>
-      </w:r>
-      <w:r>
-        <w:t xml:space="preserve"> </w:t>
-      </w:r>
-      <w:r>
-        <w:t xml:space="preserve">so the never-infected weight used throughout the rest of this article is the</w:t>
-      </w:r>
-      <w:r>
-        <w:t xml:space="preserve"> </w:t>
-      </w:r>
-      <w:r>
-        <w:t xml:space="preserve">same either way.</w:t>
-      </w:r>
-      <w:r>
-        <w:t xml:space="preserve"> </w:t>
-      </w:r>
-      <w:r>
-        <w:t xml:space="preserve">They differ in how the remaining mass is distributed over</w:t>
-      </w:r>
-      <w:r>
-        <w:t xml:space="preserve"> </w:t>
-      </w:r>
-      <m:oMath>
-        <m:r>
-          <m:rPr>
-            <m:sty m:val="p"/>
-          </m:rPr>
-          <m:t>[</m:t>
-        </m:r>
-        <m:r>
-          <m:t>0</m:t>
-        </m:r>
-        <m:r>
-          <m:rPr>
-            <m:sty m:val="p"/>
-          </m:rPr>
-          <m:t>,</m:t>
-        </m:r>
-        <m:r>
-          <m:t>a</m:t>
-        </m:r>
-        <m:r>
-          <m:rPr>
-            <m:sty m:val="p"/>
-          </m:rPr>
-          <m:t>]</m:t>
-        </m:r>
-      </m:oMath>
-      <w:r>
-        <w:t xml:space="preserve">.</w:t>
       </w:r>
     </w:p>
     <w:bookmarkEnd w:id="52"/>
